--- a/기업/인사·노무/근로자명부.docx
+++ b/기업/인사·노무/근로자명부.docx
@@ -4,7 +4,7 @@
   <w:body>
     <w:p>
       <w:pPr>
-        <w:spacing w:after="46" w:before="0" w:line="312" w:lineRule="auto"/>
+        <w:spacing w:after="50" w:before="0" w:line="312" w:lineRule="auto"/>
         <w:jc w:val="center"/>
       </w:pPr>
       <w:r>
@@ -19,7 +19,7 @@
     </w:p>
     <w:p>
       <w:pPr>
-        <w:spacing w:after="115" w:before="0" w:line="312" w:lineRule="auto"/>
+        <w:spacing w:after="124" w:before="0" w:line="312" w:lineRule="auto"/>
         <w:jc w:val="left"/>
         <w:pBdr>
           <w:bottom w:val="single" w:sz="14" w:space="2" w:color="24384F"/>
@@ -35,7 +35,7 @@
     </w:p>
     <w:p>
       <w:pPr>
-        <w:spacing w:after="46" w:before="92" w:line="312" w:lineRule="auto"/>
+        <w:spacing w:after="50" w:before="99" w:line="312" w:lineRule="auto"/>
         <w:jc w:val="left"/>
         <w:pBdr>
           <w:bottom w:val="single" w:sz="6" w:space="2" w:color="C9D2DD"/>
@@ -76,7 +76,7 @@
       </w:tblGrid>
       <w:tr>
         <w:trPr>
-          <w:trHeight w:val="587" w:hRule="atLeast"/>
+          <w:trHeight w:val="631" w:hRule="atLeast"/>
         </w:trPr>
         <w:tc>
           <w:tcPr>
@@ -191,7 +191,7 @@
       </w:tr>
       <w:tr>
         <w:trPr>
-          <w:trHeight w:val="587" w:hRule="atLeast"/>
+          <w:trHeight w:val="631" w:hRule="atLeast"/>
         </w:trPr>
         <w:tc>
           <w:tcPr>
@@ -306,7 +306,7 @@
       </w:tr>
       <w:tr>
         <w:trPr>
-          <w:trHeight w:val="587" w:hRule="atLeast"/>
+          <w:trHeight w:val="631" w:hRule="atLeast"/>
         </w:trPr>
         <w:tc>
           <w:tcPr>
@@ -422,7 +422,7 @@
     </w:tbl>
     <w:p>
       <w:pPr>
-        <w:spacing w:after="46" w:before="0" w:line="312" w:lineRule="auto"/>
+        <w:spacing w:after="50" w:before="0" w:line="312" w:lineRule="auto"/>
         <w:jc w:val="left"/>
       </w:pPr>
       <w:r>
@@ -435,7 +435,7 @@
     </w:p>
     <w:p>
       <w:pPr>
-        <w:spacing w:after="46" w:before="92" w:line="312" w:lineRule="auto"/>
+        <w:spacing w:after="50" w:before="99" w:line="312" w:lineRule="auto"/>
         <w:jc w:val="left"/>
         <w:pBdr>
           <w:bottom w:val="single" w:sz="6" w:space="2" w:color="C9D2DD"/>
@@ -480,7 +480,7 @@
       </w:tblGrid>
       <w:tr>
         <w:trPr>
-          <w:trHeight w:val="521" w:hRule="atLeast"/>
+          <w:trHeight w:val="561" w:hRule="atLeast"/>
         </w:trPr>
         <w:tc>
           <w:tcPr>
@@ -717,7 +717,7 @@
       </w:tr>
       <w:tr>
         <w:trPr>
-          <w:trHeight w:val="521" w:hRule="atLeast"/>
+          <w:trHeight w:val="561" w:hRule="atLeast"/>
         </w:trPr>
         <w:tc>
           <w:tcPr>
@@ -733,7 +733,7 @@
           <w:p>
             <w:pPr>
               <w:spacing w:after="0" w:line="312" w:lineRule="auto"/>
-              <w:jc w:val="left"/>
+              <w:jc w:val="center"/>
             </w:pPr>
             <w:r/>
             <w:r>
@@ -759,7 +759,7 @@
           <w:p>
             <w:pPr>
               <w:spacing w:after="0" w:line="312" w:lineRule="auto"/>
-              <w:jc w:val="left"/>
+              <w:jc w:val="center"/>
             </w:pPr>
             <w:r/>
             <w:r>
@@ -785,7 +785,7 @@
           <w:p>
             <w:pPr>
               <w:spacing w:after="0" w:line="312" w:lineRule="auto"/>
-              <w:jc w:val="left"/>
+              <w:jc w:val="center"/>
             </w:pPr>
             <w:r/>
             <w:r>
@@ -811,7 +811,7 @@
           <w:p>
             <w:pPr>
               <w:spacing w:after="0" w:line="312" w:lineRule="auto"/>
-              <w:jc w:val="left"/>
+              <w:jc w:val="center"/>
             </w:pPr>
             <w:r/>
             <w:r>
@@ -837,7 +837,7 @@
           <w:p>
             <w:pPr>
               <w:spacing w:after="0" w:line="312" w:lineRule="auto"/>
-              <w:jc w:val="left"/>
+              <w:jc w:val="center"/>
             </w:pPr>
             <w:r/>
             <w:r>
@@ -863,7 +863,7 @@
           <w:p>
             <w:pPr>
               <w:spacing w:after="0" w:line="312" w:lineRule="auto"/>
-              <w:jc w:val="left"/>
+              <w:jc w:val="center"/>
             </w:pPr>
             <w:r/>
             <w:r>
@@ -889,7 +889,7 @@
           <w:p>
             <w:pPr>
               <w:spacing w:after="0" w:line="312" w:lineRule="auto"/>
-              <w:jc w:val="left"/>
+              <w:jc w:val="center"/>
             </w:pPr>
             <w:r/>
             <w:r>
@@ -915,7 +915,7 @@
           <w:p>
             <w:pPr>
               <w:spacing w:after="0" w:line="312" w:lineRule="auto"/>
-              <w:jc w:val="left"/>
+              <w:jc w:val="center"/>
             </w:pPr>
             <w:r/>
             <w:r>
@@ -930,7 +930,7 @@
       </w:tr>
       <w:tr>
         <w:trPr>
-          <w:trHeight w:val="521" w:hRule="atLeast"/>
+          <w:trHeight w:val="561" w:hRule="atLeast"/>
         </w:trPr>
         <w:tc>
           <w:tcPr>
@@ -946,7 +946,7 @@
           <w:p>
             <w:pPr>
               <w:spacing w:after="0" w:line="312" w:lineRule="auto"/>
-              <w:jc w:val="left"/>
+              <w:jc w:val="center"/>
             </w:pPr>
             <w:r/>
             <w:r>
@@ -972,7 +972,7 @@
           <w:p>
             <w:pPr>
               <w:spacing w:after="0" w:line="312" w:lineRule="auto"/>
-              <w:jc w:val="left"/>
+              <w:jc w:val="center"/>
             </w:pPr>
             <w:r/>
             <w:r>
@@ -998,7 +998,7 @@
           <w:p>
             <w:pPr>
               <w:spacing w:after="0" w:line="312" w:lineRule="auto"/>
-              <w:jc w:val="left"/>
+              <w:jc w:val="center"/>
             </w:pPr>
             <w:r/>
             <w:r>
@@ -1024,7 +1024,7 @@
           <w:p>
             <w:pPr>
               <w:spacing w:after="0" w:line="312" w:lineRule="auto"/>
-              <w:jc w:val="left"/>
+              <w:jc w:val="center"/>
             </w:pPr>
             <w:r/>
             <w:r>
@@ -1050,7 +1050,7 @@
           <w:p>
             <w:pPr>
               <w:spacing w:after="0" w:line="312" w:lineRule="auto"/>
-              <w:jc w:val="left"/>
+              <w:jc w:val="center"/>
             </w:pPr>
             <w:r/>
             <w:r>
@@ -1076,7 +1076,7 @@
           <w:p>
             <w:pPr>
               <w:spacing w:after="0" w:line="312" w:lineRule="auto"/>
-              <w:jc w:val="left"/>
+              <w:jc w:val="center"/>
             </w:pPr>
             <w:r/>
             <w:r>
@@ -1102,7 +1102,7 @@
           <w:p>
             <w:pPr>
               <w:spacing w:after="0" w:line="312" w:lineRule="auto"/>
-              <w:jc w:val="left"/>
+              <w:jc w:val="center"/>
             </w:pPr>
             <w:r/>
             <w:r>
@@ -1128,7 +1128,7 @@
           <w:p>
             <w:pPr>
               <w:spacing w:after="0" w:line="312" w:lineRule="auto"/>
-              <w:jc w:val="left"/>
+              <w:jc w:val="center"/>
             </w:pPr>
             <w:r/>
             <w:r>
@@ -1143,7 +1143,7 @@
       </w:tr>
       <w:tr>
         <w:trPr>
-          <w:trHeight w:val="521" w:hRule="atLeast"/>
+          <w:trHeight w:val="561" w:hRule="atLeast"/>
         </w:trPr>
         <w:tc>
           <w:tcPr>
@@ -1159,7 +1159,7 @@
           <w:p>
             <w:pPr>
               <w:spacing w:after="0" w:line="312" w:lineRule="auto"/>
-              <w:jc w:val="left"/>
+              <w:jc w:val="center"/>
             </w:pPr>
             <w:r/>
             <w:r>
@@ -1185,7 +1185,7 @@
           <w:p>
             <w:pPr>
               <w:spacing w:after="0" w:line="312" w:lineRule="auto"/>
-              <w:jc w:val="left"/>
+              <w:jc w:val="center"/>
             </w:pPr>
             <w:r/>
             <w:r>
@@ -1211,7 +1211,7 @@
           <w:p>
             <w:pPr>
               <w:spacing w:after="0" w:line="312" w:lineRule="auto"/>
-              <w:jc w:val="left"/>
+              <w:jc w:val="center"/>
             </w:pPr>
             <w:r/>
             <w:r>
@@ -1237,7 +1237,7 @@
           <w:p>
             <w:pPr>
               <w:spacing w:after="0" w:line="312" w:lineRule="auto"/>
-              <w:jc w:val="left"/>
+              <w:jc w:val="center"/>
             </w:pPr>
             <w:r/>
             <w:r>
@@ -1263,7 +1263,7 @@
           <w:p>
             <w:pPr>
               <w:spacing w:after="0" w:line="312" w:lineRule="auto"/>
-              <w:jc w:val="left"/>
+              <w:jc w:val="center"/>
             </w:pPr>
             <w:r/>
             <w:r>
@@ -1289,7 +1289,7 @@
           <w:p>
             <w:pPr>
               <w:spacing w:after="0" w:line="312" w:lineRule="auto"/>
-              <w:jc w:val="left"/>
+              <w:jc w:val="center"/>
             </w:pPr>
             <w:r/>
             <w:r>
@@ -1315,7 +1315,7 @@
           <w:p>
             <w:pPr>
               <w:spacing w:after="0" w:line="312" w:lineRule="auto"/>
-              <w:jc w:val="left"/>
+              <w:jc w:val="center"/>
             </w:pPr>
             <w:r/>
             <w:r>
@@ -1341,7 +1341,7 @@
           <w:p>
             <w:pPr>
               <w:spacing w:after="0" w:line="312" w:lineRule="auto"/>
-              <w:jc w:val="left"/>
+              <w:jc w:val="center"/>
             </w:pPr>
             <w:r/>
             <w:r>
@@ -1356,7 +1356,7 @@
       </w:tr>
       <w:tr>
         <w:trPr>
-          <w:trHeight w:val="521" w:hRule="atLeast"/>
+          <w:trHeight w:val="561" w:hRule="atLeast"/>
         </w:trPr>
         <w:tc>
           <w:tcPr>
@@ -1372,7 +1372,7 @@
           <w:p>
             <w:pPr>
               <w:spacing w:after="0" w:line="312" w:lineRule="auto"/>
-              <w:jc w:val="left"/>
+              <w:jc w:val="center"/>
             </w:pPr>
             <w:r/>
             <w:r>
@@ -1398,7 +1398,7 @@
           <w:p>
             <w:pPr>
               <w:spacing w:after="0" w:line="312" w:lineRule="auto"/>
-              <w:jc w:val="left"/>
+              <w:jc w:val="center"/>
             </w:pPr>
             <w:r/>
             <w:r>
@@ -1424,7 +1424,7 @@
           <w:p>
             <w:pPr>
               <w:spacing w:after="0" w:line="312" w:lineRule="auto"/>
-              <w:jc w:val="left"/>
+              <w:jc w:val="center"/>
             </w:pPr>
             <w:r/>
             <w:r>
@@ -1450,7 +1450,7 @@
           <w:p>
             <w:pPr>
               <w:spacing w:after="0" w:line="312" w:lineRule="auto"/>
-              <w:jc w:val="left"/>
+              <w:jc w:val="center"/>
             </w:pPr>
             <w:r/>
             <w:r>
@@ -1476,7 +1476,7 @@
           <w:p>
             <w:pPr>
               <w:spacing w:after="0" w:line="312" w:lineRule="auto"/>
-              <w:jc w:val="left"/>
+              <w:jc w:val="center"/>
             </w:pPr>
             <w:r/>
             <w:r>
@@ -1502,7 +1502,7 @@
           <w:p>
             <w:pPr>
               <w:spacing w:after="0" w:line="312" w:lineRule="auto"/>
-              <w:jc w:val="left"/>
+              <w:jc w:val="center"/>
             </w:pPr>
             <w:r/>
             <w:r>
@@ -1528,7 +1528,7 @@
           <w:p>
             <w:pPr>
               <w:spacing w:after="0" w:line="312" w:lineRule="auto"/>
-              <w:jc w:val="left"/>
+              <w:jc w:val="center"/>
             </w:pPr>
             <w:r/>
             <w:r>
@@ -1554,7 +1554,7 @@
           <w:p>
             <w:pPr>
               <w:spacing w:after="0" w:line="312" w:lineRule="auto"/>
-              <w:jc w:val="left"/>
+              <w:jc w:val="center"/>
             </w:pPr>
             <w:r/>
             <w:r>
@@ -1569,7 +1569,7 @@
       </w:tr>
       <w:tr>
         <w:trPr>
-          <w:trHeight w:val="521" w:hRule="atLeast"/>
+          <w:trHeight w:val="561" w:hRule="atLeast"/>
         </w:trPr>
         <w:tc>
           <w:tcPr>
@@ -1585,7 +1585,7 @@
           <w:p>
             <w:pPr>
               <w:spacing w:after="0" w:line="312" w:lineRule="auto"/>
-              <w:jc w:val="left"/>
+              <w:jc w:val="center"/>
             </w:pPr>
             <w:r/>
             <w:r>
@@ -1611,7 +1611,7 @@
           <w:p>
             <w:pPr>
               <w:spacing w:after="0" w:line="312" w:lineRule="auto"/>
-              <w:jc w:val="left"/>
+              <w:jc w:val="center"/>
             </w:pPr>
             <w:r/>
             <w:r>
@@ -1637,7 +1637,7 @@
           <w:p>
             <w:pPr>
               <w:spacing w:after="0" w:line="312" w:lineRule="auto"/>
-              <w:jc w:val="left"/>
+              <w:jc w:val="center"/>
             </w:pPr>
             <w:r/>
             <w:r>
@@ -1663,7 +1663,7 @@
           <w:p>
             <w:pPr>
               <w:spacing w:after="0" w:line="312" w:lineRule="auto"/>
-              <w:jc w:val="left"/>
+              <w:jc w:val="center"/>
             </w:pPr>
             <w:r/>
             <w:r>
@@ -1689,7 +1689,7 @@
           <w:p>
             <w:pPr>
               <w:spacing w:after="0" w:line="312" w:lineRule="auto"/>
-              <w:jc w:val="left"/>
+              <w:jc w:val="center"/>
             </w:pPr>
             <w:r/>
             <w:r>
@@ -1715,7 +1715,7 @@
           <w:p>
             <w:pPr>
               <w:spacing w:after="0" w:line="312" w:lineRule="auto"/>
-              <w:jc w:val="left"/>
+              <w:jc w:val="center"/>
             </w:pPr>
             <w:r/>
             <w:r>
@@ -1741,7 +1741,7 @@
           <w:p>
             <w:pPr>
               <w:spacing w:after="0" w:line="312" w:lineRule="auto"/>
-              <w:jc w:val="left"/>
+              <w:jc w:val="center"/>
             </w:pPr>
             <w:r/>
             <w:r>
@@ -1767,7 +1767,7 @@
           <w:p>
             <w:pPr>
               <w:spacing w:after="0" w:line="312" w:lineRule="auto"/>
-              <w:jc w:val="left"/>
+              <w:jc w:val="center"/>
             </w:pPr>
             <w:r/>
             <w:r>
@@ -1782,7 +1782,7 @@
       </w:tr>
       <w:tr>
         <w:trPr>
-          <w:trHeight w:val="521" w:hRule="atLeast"/>
+          <w:trHeight w:val="561" w:hRule="atLeast"/>
         </w:trPr>
         <w:tc>
           <w:tcPr>
@@ -1798,7 +1798,7 @@
           <w:p>
             <w:pPr>
               <w:spacing w:after="0" w:line="312" w:lineRule="auto"/>
-              <w:jc w:val="left"/>
+              <w:jc w:val="center"/>
             </w:pPr>
             <w:r/>
             <w:r>
@@ -1824,7 +1824,7 @@
           <w:p>
             <w:pPr>
               <w:spacing w:after="0" w:line="312" w:lineRule="auto"/>
-              <w:jc w:val="left"/>
+              <w:jc w:val="center"/>
             </w:pPr>
             <w:r/>
             <w:r>
@@ -1850,7 +1850,7 @@
           <w:p>
             <w:pPr>
               <w:spacing w:after="0" w:line="312" w:lineRule="auto"/>
-              <w:jc w:val="left"/>
+              <w:jc w:val="center"/>
             </w:pPr>
             <w:r/>
             <w:r>
@@ -1876,7 +1876,7 @@
           <w:p>
             <w:pPr>
               <w:spacing w:after="0" w:line="312" w:lineRule="auto"/>
-              <w:jc w:val="left"/>
+              <w:jc w:val="center"/>
             </w:pPr>
             <w:r/>
             <w:r>
@@ -1902,7 +1902,7 @@
           <w:p>
             <w:pPr>
               <w:spacing w:after="0" w:line="312" w:lineRule="auto"/>
-              <w:jc w:val="left"/>
+              <w:jc w:val="center"/>
             </w:pPr>
             <w:r/>
             <w:r>
@@ -1928,7 +1928,7 @@
           <w:p>
             <w:pPr>
               <w:spacing w:after="0" w:line="312" w:lineRule="auto"/>
-              <w:jc w:val="left"/>
+              <w:jc w:val="center"/>
             </w:pPr>
             <w:r/>
             <w:r>
@@ -1954,7 +1954,7 @@
           <w:p>
             <w:pPr>
               <w:spacing w:after="0" w:line="312" w:lineRule="auto"/>
-              <w:jc w:val="left"/>
+              <w:jc w:val="center"/>
             </w:pPr>
             <w:r/>
             <w:r>
@@ -1980,7 +1980,7 @@
           <w:p>
             <w:pPr>
               <w:spacing w:after="0" w:line="312" w:lineRule="auto"/>
-              <w:jc w:val="left"/>
+              <w:jc w:val="center"/>
             </w:pPr>
             <w:r/>
             <w:r>
@@ -1995,7 +1995,7 @@
       </w:tr>
       <w:tr>
         <w:trPr>
-          <w:trHeight w:val="521" w:hRule="atLeast"/>
+          <w:trHeight w:val="561" w:hRule="atLeast"/>
         </w:trPr>
         <w:tc>
           <w:tcPr>
@@ -2011,7 +2011,7 @@
           <w:p>
             <w:pPr>
               <w:spacing w:after="0" w:line="312" w:lineRule="auto"/>
-              <w:jc w:val="left"/>
+              <w:jc w:val="center"/>
             </w:pPr>
             <w:r/>
             <w:r>
@@ -2037,7 +2037,7 @@
           <w:p>
             <w:pPr>
               <w:spacing w:after="0" w:line="312" w:lineRule="auto"/>
-              <w:jc w:val="left"/>
+              <w:jc w:val="center"/>
             </w:pPr>
             <w:r/>
             <w:r>
@@ -2063,7 +2063,7 @@
           <w:p>
             <w:pPr>
               <w:spacing w:after="0" w:line="312" w:lineRule="auto"/>
-              <w:jc w:val="left"/>
+              <w:jc w:val="center"/>
             </w:pPr>
             <w:r/>
             <w:r>
@@ -2089,7 +2089,7 @@
           <w:p>
             <w:pPr>
               <w:spacing w:after="0" w:line="312" w:lineRule="auto"/>
-              <w:jc w:val="left"/>
+              <w:jc w:val="center"/>
             </w:pPr>
             <w:r/>
             <w:r>
@@ -2115,7 +2115,7 @@
           <w:p>
             <w:pPr>
               <w:spacing w:after="0" w:line="312" w:lineRule="auto"/>
-              <w:jc w:val="left"/>
+              <w:jc w:val="center"/>
             </w:pPr>
             <w:r/>
             <w:r>
@@ -2141,7 +2141,7 @@
           <w:p>
             <w:pPr>
               <w:spacing w:after="0" w:line="312" w:lineRule="auto"/>
-              <w:jc w:val="left"/>
+              <w:jc w:val="center"/>
             </w:pPr>
             <w:r/>
             <w:r>
@@ -2167,7 +2167,7 @@
           <w:p>
             <w:pPr>
               <w:spacing w:after="0" w:line="312" w:lineRule="auto"/>
-              <w:jc w:val="left"/>
+              <w:jc w:val="center"/>
             </w:pPr>
             <w:r/>
             <w:r>
@@ -2193,7 +2193,7 @@
           <w:p>
             <w:pPr>
               <w:spacing w:after="0" w:line="312" w:lineRule="auto"/>
-              <w:jc w:val="left"/>
+              <w:jc w:val="center"/>
             </w:pPr>
             <w:r/>
             <w:r>
@@ -2208,7 +2208,7 @@
       </w:tr>
       <w:tr>
         <w:trPr>
-          <w:trHeight w:val="521" w:hRule="atLeast"/>
+          <w:trHeight w:val="561" w:hRule="atLeast"/>
         </w:trPr>
         <w:tc>
           <w:tcPr>
@@ -2224,7 +2224,7 @@
           <w:p>
             <w:pPr>
               <w:spacing w:after="0" w:line="312" w:lineRule="auto"/>
-              <w:jc w:val="left"/>
+              <w:jc w:val="center"/>
             </w:pPr>
             <w:r/>
             <w:r>
@@ -2250,7 +2250,7 @@
           <w:p>
             <w:pPr>
               <w:spacing w:after="0" w:line="312" w:lineRule="auto"/>
-              <w:jc w:val="left"/>
+              <w:jc w:val="center"/>
             </w:pPr>
             <w:r/>
             <w:r>
@@ -2276,7 +2276,7 @@
           <w:p>
             <w:pPr>
               <w:spacing w:after="0" w:line="312" w:lineRule="auto"/>
-              <w:jc w:val="left"/>
+              <w:jc w:val="center"/>
             </w:pPr>
             <w:r/>
             <w:r>
@@ -2302,7 +2302,7 @@
           <w:p>
             <w:pPr>
               <w:spacing w:after="0" w:line="312" w:lineRule="auto"/>
-              <w:jc w:val="left"/>
+              <w:jc w:val="center"/>
             </w:pPr>
             <w:r/>
             <w:r>
@@ -2328,7 +2328,7 @@
           <w:p>
             <w:pPr>
               <w:spacing w:after="0" w:line="312" w:lineRule="auto"/>
-              <w:jc w:val="left"/>
+              <w:jc w:val="center"/>
             </w:pPr>
             <w:r/>
             <w:r>
@@ -2354,7 +2354,7 @@
           <w:p>
             <w:pPr>
               <w:spacing w:after="0" w:line="312" w:lineRule="auto"/>
-              <w:jc w:val="left"/>
+              <w:jc w:val="center"/>
             </w:pPr>
             <w:r/>
             <w:r>
@@ -2380,7 +2380,7 @@
           <w:p>
             <w:pPr>
               <w:spacing w:after="0" w:line="312" w:lineRule="auto"/>
-              <w:jc w:val="left"/>
+              <w:jc w:val="center"/>
             </w:pPr>
             <w:r/>
             <w:r>
@@ -2406,7 +2406,7 @@
           <w:p>
             <w:pPr>
               <w:spacing w:after="0" w:line="312" w:lineRule="auto"/>
-              <w:jc w:val="left"/>
+              <w:jc w:val="center"/>
             </w:pPr>
             <w:r/>
             <w:r>
@@ -2421,7 +2421,7 @@
       </w:tr>
       <w:tr>
         <w:trPr>
-          <w:trHeight w:val="521" w:hRule="atLeast"/>
+          <w:trHeight w:val="561" w:hRule="atLeast"/>
         </w:trPr>
         <w:tc>
           <w:tcPr>
@@ -2437,7 +2437,7 @@
           <w:p>
             <w:pPr>
               <w:spacing w:after="0" w:line="312" w:lineRule="auto"/>
-              <w:jc w:val="left"/>
+              <w:jc w:val="center"/>
             </w:pPr>
             <w:r/>
             <w:r>
@@ -2463,7 +2463,7 @@
           <w:p>
             <w:pPr>
               <w:spacing w:after="0" w:line="312" w:lineRule="auto"/>
-              <w:jc w:val="left"/>
+              <w:jc w:val="center"/>
             </w:pPr>
             <w:r/>
             <w:r>
@@ -2489,7 +2489,7 @@
           <w:p>
             <w:pPr>
               <w:spacing w:after="0" w:line="312" w:lineRule="auto"/>
-              <w:jc w:val="left"/>
+              <w:jc w:val="center"/>
             </w:pPr>
             <w:r/>
             <w:r>
@@ -2515,7 +2515,7 @@
           <w:p>
             <w:pPr>
               <w:spacing w:after="0" w:line="312" w:lineRule="auto"/>
-              <w:jc w:val="left"/>
+              <w:jc w:val="center"/>
             </w:pPr>
             <w:r/>
             <w:r>
@@ -2541,7 +2541,7 @@
           <w:p>
             <w:pPr>
               <w:spacing w:after="0" w:line="312" w:lineRule="auto"/>
-              <w:jc w:val="left"/>
+              <w:jc w:val="center"/>
             </w:pPr>
             <w:r/>
             <w:r>
@@ -2567,7 +2567,7 @@
           <w:p>
             <w:pPr>
               <w:spacing w:after="0" w:line="312" w:lineRule="auto"/>
-              <w:jc w:val="left"/>
+              <w:jc w:val="center"/>
             </w:pPr>
             <w:r/>
             <w:r>
@@ -2593,7 +2593,7 @@
           <w:p>
             <w:pPr>
               <w:spacing w:after="0" w:line="312" w:lineRule="auto"/>
-              <w:jc w:val="left"/>
+              <w:jc w:val="center"/>
             </w:pPr>
             <w:r/>
             <w:r>
@@ -2619,7 +2619,7 @@
           <w:p>
             <w:pPr>
               <w:spacing w:after="0" w:line="312" w:lineRule="auto"/>
-              <w:jc w:val="left"/>
+              <w:jc w:val="center"/>
             </w:pPr>
             <w:r/>
             <w:r>
@@ -2634,7 +2634,7 @@
       </w:tr>
       <w:tr>
         <w:trPr>
-          <w:trHeight w:val="521" w:hRule="atLeast"/>
+          <w:trHeight w:val="561" w:hRule="atLeast"/>
         </w:trPr>
         <w:tc>
           <w:tcPr>
@@ -2650,7 +2650,7 @@
           <w:p>
             <w:pPr>
               <w:spacing w:after="0" w:line="312" w:lineRule="auto"/>
-              <w:jc w:val="left"/>
+              <w:jc w:val="center"/>
             </w:pPr>
             <w:r/>
             <w:r>
@@ -2676,7 +2676,7 @@
           <w:p>
             <w:pPr>
               <w:spacing w:after="0" w:line="312" w:lineRule="auto"/>
-              <w:jc w:val="left"/>
+              <w:jc w:val="center"/>
             </w:pPr>
             <w:r/>
             <w:r>
@@ -2702,7 +2702,7 @@
           <w:p>
             <w:pPr>
               <w:spacing w:after="0" w:line="312" w:lineRule="auto"/>
-              <w:jc w:val="left"/>
+              <w:jc w:val="center"/>
             </w:pPr>
             <w:r/>
             <w:r>
@@ -2728,7 +2728,7 @@
           <w:p>
             <w:pPr>
               <w:spacing w:after="0" w:line="312" w:lineRule="auto"/>
-              <w:jc w:val="left"/>
+              <w:jc w:val="center"/>
             </w:pPr>
             <w:r/>
             <w:r>
@@ -2754,7 +2754,7 @@
           <w:p>
             <w:pPr>
               <w:spacing w:after="0" w:line="312" w:lineRule="auto"/>
-              <w:jc w:val="left"/>
+              <w:jc w:val="center"/>
             </w:pPr>
             <w:r/>
             <w:r>
@@ -2780,7 +2780,7 @@
           <w:p>
             <w:pPr>
               <w:spacing w:after="0" w:line="312" w:lineRule="auto"/>
-              <w:jc w:val="left"/>
+              <w:jc w:val="center"/>
             </w:pPr>
             <w:r/>
             <w:r>
@@ -2806,7 +2806,7 @@
           <w:p>
             <w:pPr>
               <w:spacing w:after="0" w:line="312" w:lineRule="auto"/>
-              <w:jc w:val="left"/>
+              <w:jc w:val="center"/>
             </w:pPr>
             <w:r/>
             <w:r>
@@ -2832,7 +2832,7 @@
           <w:p>
             <w:pPr>
               <w:spacing w:after="0" w:line="312" w:lineRule="auto"/>
-              <w:jc w:val="left"/>
+              <w:jc w:val="center"/>
             </w:pPr>
             <w:r/>
             <w:r>
@@ -2848,7 +2848,7 @@
     </w:tbl>
     <w:p>
       <w:pPr>
-        <w:spacing w:after="46" w:before="0" w:line="312" w:lineRule="auto"/>
+        <w:spacing w:after="50" w:before="0" w:line="312" w:lineRule="auto"/>
         <w:jc w:val="left"/>
       </w:pPr>
       <w:r>
@@ -2861,7 +2861,7 @@
     </w:p>
     <w:p>
       <w:pPr>
-        <w:spacing w:after="138" w:before="0" w:line="312" w:lineRule="auto"/>
+        <w:spacing w:after="149" w:before="0" w:line="312" w:lineRule="auto"/>
         <w:jc w:val="left"/>
       </w:pPr>
       <w:r>
@@ -2874,7 +2874,7 @@
     </w:p>
     <w:p>
       <w:pPr>
-        <w:spacing w:after="46" w:before="0" w:line="312" w:lineRule="auto"/>
+        <w:spacing w:after="50" w:before="0" w:line="312" w:lineRule="auto"/>
         <w:jc w:val="center"/>
       </w:pPr>
       <w:r>
@@ -2888,7 +2888,7 @@
     </w:p>
     <w:p>
       <w:pPr>
-        <w:spacing w:after="92" w:before="92" w:line="312" w:lineRule="auto"/>
+        <w:spacing w:after="99" w:before="99" w:line="312" w:lineRule="auto"/>
         <w:jc w:val="center"/>
       </w:pPr>
       <w:r>
@@ -2902,7 +2902,7 @@
     </w:p>
     <w:p>
       <w:pPr>
-        <w:spacing w:after="92" w:before="0" w:line="312" w:lineRule="auto"/>
+        <w:spacing w:after="99" w:before="0" w:line="312" w:lineRule="auto"/>
         <w:jc w:val="right"/>
       </w:pPr>
       <w:r>
@@ -2916,7 +2916,7 @@
     </w:p>
     <w:p>
       <w:pPr>
-        <w:spacing w:after="92" w:before="0" w:line="312" w:lineRule="auto"/>
+        <w:spacing w:after="99" w:before="0" w:line="312" w:lineRule="auto"/>
         <w:jc w:val="left"/>
       </w:pPr>
       <w:r>
@@ -2929,7 +2929,7 @@
     </w:p>
     <w:p>
       <w:pPr>
-        <w:spacing w:after="0" w:before="69" w:line="312" w:lineRule="auto"/>
+        <w:spacing w:after="0" w:before="74" w:line="312" w:lineRule="auto"/>
         <w:jc w:val="left"/>
       </w:pPr>
       <w:r>
